--- a/rapports/2026-06-06/EQ35/EQ35_enq1_v2/DR_021204020031/53-16-22-02.docx
+++ b/rapports/2026-06-06/EQ35/EQ35_enq1_v2/DR_021204020031/53-16-22-02.docx
@@ -297,7 +297,7 @@
           <w:color w:val="1F6FEB"/>
           <w:sz w:val="22"/>
         </w:rPr>
-        <w:t>⚠ INCOHÉRENCES À CORRIGER (115)</w:t>
+        <w:t>⚠ INCOHÉRENCES À CORRIGER (110)</w:t>
       </w:r>
     </w:p>
     <w:tbl>
@@ -2074,7 +2074,7 @@
                 <w:color w:val="16A34A"/>
                 <w:sz w:val="16"/>
               </w:rPr>
-              <w:t>—</w:t>
+              <w:t>s02q33, s01q00b</w:t>
             </w:r>
           </w:p>
         </w:tc>
@@ -2105,7 +2105,7 @@
                 <w:i w:val="0"/>
                 <w:sz w:val="17"/>
               </w:rPr>
-              <w:t>Incohérence!!! seulement les écoles privées paient les frais de scolarité (y compris les frais d'inscription).</w:t>
+              <w:t>Incoherent!!! La dernière fois que bathe kane a  fréquenté l'école est 9999.</w:t>
             </w:r>
           </w:p>
         </w:tc>
@@ -2164,7 +2164,7 @@
                 <w:color w:val="16A34A"/>
                 <w:sz w:val="16"/>
               </w:rPr>
-              <w:t>s01q32, s01q36, s01q38, s04q37_modif, s02q33, s02q34, s01q00b</w:t>
+              <w:t>—</w:t>
             </w:r>
           </w:p>
         </w:tc>
@@ -2195,7 +2195,7 @@
                 <w:i w:val="0"/>
                 <w:sz w:val="17"/>
               </w:rPr>
-              <w:t>Peu probable!!! Vu l'âge (14 ans) de serigne khadim kane ou l'année à laquelle serigne khadim kane a fréquenté l'école pour la dernière fois (.) le dernier diplome de serigne khadim kane ne peut être le Certificat d'études primaires (CEP), prière de corriger cette incohérence ou confirmer avec le QG.</w:t>
+              <w:t>Incohérent!! Le niveau d'instruction déclaré par l'un des enfants () au niveau de la section 1 de ramatoulaye diouf diffère de celui donné par ramatoulaye diouf lui-même qui affirme ne pas avoir frequenté l'école formelle.</w:t>
             </w:r>
           </w:p>
         </w:tc>
@@ -2254,7 +2254,7 @@
                 <w:color w:val="16A34A"/>
                 <w:sz w:val="16"/>
               </w:rPr>
-              <w:t>s02q33, s01q00b</w:t>
+              <w:t>s01q32, s01q36, s01q38, s04q37_modif, s02q33, s02q34, s01q00b</w:t>
             </w:r>
           </w:p>
         </w:tc>
@@ -2285,7 +2285,7 @@
                 <w:i w:val="0"/>
                 <w:sz w:val="17"/>
               </w:rPr>
-              <w:t>Incoherent!!! La dernière fois que bathe kane a  fréquenté l'école est 9999.</w:t>
+              <w:t>Peu probable!!! Vu l'âge (14 ans) de serigne khadim kane ou l'année à laquelle serigne khadim kane a fréquenté l'école pour la dernière fois (.) le dernier diplome de serigne khadim kane ne peut être le Certificat d'études primaires (CEP), prière de corriger cette incohérence ou confirmer avec le QG.</w:t>
             </w:r>
           </w:p>
         </w:tc>
@@ -2318,7 +2318,7 @@
                 <w:i w:val="0"/>
                 <w:sz w:val="16"/>
               </w:rPr>
-              <w:t>S02</w:t>
+              <w:t>S03</w:t>
               <w:br/>
             </w:r>
             <w:r>
@@ -2328,7 +2328,7 @@
                 <w:color w:val="64748B"/>
                 <w:sz w:val="14"/>
               </w:rPr>
-              <w:t>Éducation</w:t>
+              <w:t>Santé</w:t>
             </w:r>
           </w:p>
         </w:tc>
@@ -2375,7 +2375,7 @@
                 <w:i w:val="0"/>
                 <w:sz w:val="17"/>
               </w:rPr>
-              <w:t>Incohérent!! Le niveau d'instruction déclaré par l'un des enfants () au niveau de la section 1 de ramatoulaye diouf diffère de celui donné par ramatoulaye diouf lui-même qui affirme ne pas avoir frequenté l'école formelle.</w:t>
+              <w:t>Incohérent !!! serigne saliou kane s'est consulté la première fois pour cette maladie (Problème de peau) chez un médecin généraliste et vous dites que  serigne saliou kane n'est pas concerné par le montant des frais de consultation d'un médecin généraliste (3.14=9999).</w:t>
             </w:r>
           </w:p>
         </w:tc>
@@ -2465,7 +2465,7 @@
                 <w:i w:val="0"/>
                 <w:sz w:val="17"/>
               </w:rPr>
-              <w:t>Incohérent !!! serigne saliou kane s'est consulté la première fois pour cette maladie (Problème de peau) chez un médecin généraliste et vous dites que  serigne saliou kane n'est pas concerné par le montant des frais de consultation d'un médecin généraliste (3.14=9999).</w:t>
+              <w:t>Prière de verifier cette incohérence auprès de l'enquêté ou confirmer.</w:t>
             </w:r>
           </w:p>
         </w:tc>
@@ -2498,7 +2498,7 @@
                 <w:i w:val="0"/>
                 <w:sz w:val="16"/>
               </w:rPr>
-              <w:t>S03</w:t>
+              <w:t>S04</w:t>
               <w:br/>
             </w:r>
             <w:r>
@@ -2508,7 +2508,7 @@
                 <w:color w:val="64748B"/>
                 <w:sz w:val="14"/>
               </w:rPr>
-              <w:t>Santé</w:t>
+              <w:t>Emploi</w:t>
             </w:r>
           </w:p>
         </w:tc>
@@ -2524,7 +2524,7 @@
                 <w:color w:val="16A34A"/>
                 <w:sz w:val="16"/>
               </w:rPr>
-              <w:t>—</w:t>
+              <w:t>s03q10__10, s04q18, s04q51, s04q51_unite, s04q39, s04q43, s04q44, s04q63</w:t>
             </w:r>
           </w:p>
         </w:tc>
@@ -2555,7 +2555,7 @@
                 <w:i w:val="0"/>
                 <w:sz w:val="17"/>
               </w:rPr>
-              <w:t>Prière de verifier cette incohérence auprès de l'enquêté ou confirmer.</w:t>
+              <w:t>Incoherence!!! les informations de ramatoulaye diouf sur le nombre de mois, jours et heures de son emploi principal et secondaire sont identiques, veuillez corriger ou confirmer aupres du QG.</w:t>
             </w:r>
           </w:p>
         </w:tc>
@@ -2588,7 +2588,7 @@
                 <w:i w:val="0"/>
                 <w:sz w:val="16"/>
               </w:rPr>
-              <w:t>S04</w:t>
+              <w:t>S16</w:t>
               <w:br/>
             </w:r>
             <w:r>
@@ -2598,7 +2598,7 @@
                 <w:color w:val="64748B"/>
                 <w:sz w:val="14"/>
               </w:rPr>
-              <w:t>Emploi</w:t>
+              <w:t>Agriculture</w:t>
             </w:r>
           </w:p>
         </w:tc>
@@ -2614,7 +2614,7 @@
                 <w:color w:val="16A34A"/>
                 <w:sz w:val="16"/>
               </w:rPr>
-              <w:t>s03q10__10, s04q18, s04q51, s04q51_unite, s04q39, s04q43, s04q44, s04q63</w:t>
+              <w:t>s01q02, s02q01__1, s02q02__1, s02q03__1, s02q15, s03q17, s04q28, s04q35d</w:t>
             </w:r>
           </w:p>
         </w:tc>
@@ -2645,7 +2645,7 @@
                 <w:i w:val="0"/>
                 <w:sz w:val="17"/>
               </w:rPr>
-              <w:t>Incoherence!!! les informations de ramatoulaye diouf sur le nombre de mois, jours et heures de son emploi principal et secondaire sont identiques, veuillez corriger ou confirmer aupres du QG.</w:t>
+              <w:t>Incoherence! Le nombre de cultures dans la parcelle parcelle maraîchage est de 5 cultures qui semble trop élévé ou non renseigné, prière de corriger.</w:t>
             </w:r>
           </w:p>
         </w:tc>
@@ -2678,7 +2678,7 @@
                 <w:i w:val="0"/>
                 <w:sz w:val="16"/>
               </w:rPr>
-              <w:t>S16</w:t>
+              <w:t>S17</w:t>
               <w:br/>
             </w:r>
             <w:r>
@@ -2688,7 +2688,7 @@
                 <w:color w:val="64748B"/>
                 <w:sz w:val="14"/>
               </w:rPr>
-              <w:t>Agriculture</w:t>
+              <w:t>Élevage</w:t>
             </w:r>
           </w:p>
         </w:tc>
@@ -2704,7 +2704,7 @@
                 <w:color w:val="16A34A"/>
                 <w:sz w:val="16"/>
               </w:rPr>
-              <w:t>s01q02, s02q01__1, s02q02__1, s02q03__1, s02q15, s03q17, s04q28, s04q35d</w:t>
+              <w:t>s17q18a, s17q18b, s17q18c, s17q18d, s17q18e, s17q18f, s17q18g, s17q18h</w:t>
             </w:r>
           </w:p>
         </w:tc>
@@ -2735,7 +2735,7 @@
                 <w:i w:val="0"/>
                 <w:sz w:val="17"/>
               </w:rPr>
-              <w:t>Incoherence! Le nombre de cultures dans la parcelle parcelle maraîchage est de 5 cultures qui semble trop élévé ou non renseigné, prière de corriger.</w:t>
+              <w:t>Incohérence!! Le ménage a dit qu'il a abbatu un Autres volailles dans les fêtes mais vous n'avez declaré aucun nombre d'animal abbatu dans les fêtes, prière de renseigner les nombre dans les questions (s17q18a s17q18b s17q18c s17q18d s17q18e s17q18f s17q18g s17q18h s17q18i).</w:t>
             </w:r>
           </w:p>
         </w:tc>
@@ -2750,10 +2750,10 @@
               <w:rPr>
                 <w:b/>
                 <w:i w:val="0"/>
-                <w:color w:val="DC2626"/>
-                <w:sz w:val="16"/>
-              </w:rPr>
-              <w:t>Haute</w:t>
+                <w:color w:val="EA580C"/>
+                <w:sz w:val="16"/>
+              </w:rPr>
+              <w:t>Moyenne</w:t>
             </w:r>
           </w:p>
         </w:tc>
@@ -2768,7 +2768,7 @@
                 <w:i w:val="0"/>
                 <w:sz w:val="16"/>
               </w:rPr>
-              <w:t>S17</w:t>
+              <w:t>S00</w:t>
               <w:br/>
             </w:r>
             <w:r>
@@ -2778,7 +2778,7 @@
                 <w:color w:val="64748B"/>
                 <w:sz w:val="14"/>
               </w:rPr>
-              <w:t>Élevage</w:t>
+              <w:t>Identification</w:t>
             </w:r>
           </w:p>
         </w:tc>
@@ -2794,7 +2794,7 @@
                 <w:color w:val="16A34A"/>
                 <w:sz w:val="16"/>
               </w:rPr>
-              <w:t>s17q18a, s17q18b, s17q18c, s17q18d, s17q18e, s17q18f, s17q18g, s17q18h</w:t>
+              <w:t>s00q27</w:t>
             </w:r>
           </w:p>
         </w:tc>
@@ -2825,7 +2825,7 @@
                 <w:i w:val="0"/>
                 <w:sz w:val="17"/>
               </w:rPr>
-              <w:t>Incohérence!! Le ménage a dit qu'il a abbatu un Autres volailles dans les fêtes mais vous n'avez declaré aucun nombre d'animal abbatu dans les fêtes, prière de renseigner les nombre dans les questions (s17q18a s17q18b s17q18c s17q18d s17q18e s17q18f s17q18g s17q18h s17q18i).</w:t>
+              <w:t>Le questionnaire semble ne pas être complètement fini mais le questionnaire est en statut complet, prière de compléter le questionnaire.</w:t>
             </w:r>
           </w:p>
         </w:tc>
@@ -2884,7 +2884,7 @@
                 <w:color w:val="16A34A"/>
                 <w:sz w:val="16"/>
               </w:rPr>
-              <w:t>s00q27</w:t>
+              <w:t>—</w:t>
             </w:r>
           </w:p>
         </w:tc>
@@ -2915,7 +2915,7 @@
                 <w:i w:val="0"/>
                 <w:sz w:val="17"/>
               </w:rPr>
-              <w:t>Le questionnaire semble ne pas être complètement fini mais le questionnaire est en statut complet, prière de compléter le questionnaire.</w:t>
+              <w:t>L'adresse ou la localisation du ménage doit être bien renseignée, ne doit pas contenir des numéros de téléphone et elle semble courte pour être une adresse.</w:t>
             </w:r>
           </w:p>
         </w:tc>
@@ -3005,7 +3005,7 @@
                 <w:i w:val="0"/>
                 <w:sz w:val="17"/>
               </w:rPr>
-              <w:t>L'adresse ou la localisation du ménage doit être bien renseignée, ne doit pas contenir des numéros de téléphone et elle semble courte pour être une adresse.</w:t>
+              <w:t>Prière de renseigner la bonne adresse.</w:t>
             </w:r>
           </w:p>
         </w:tc>
@@ -3038,7 +3038,7 @@
                 <w:i w:val="0"/>
                 <w:sz w:val="16"/>
               </w:rPr>
-              <w:t>S00</w:t>
+              <w:t>S01</w:t>
               <w:br/>
             </w:r>
             <w:r>
@@ -3048,7 +3048,7 @@
                 <w:color w:val="64748B"/>
                 <w:sz w:val="14"/>
               </w:rPr>
-              <w:t>Identification</w:t>
+              <w:t>Démographie</w:t>
             </w:r>
           </w:p>
         </w:tc>
@@ -3095,7 +3095,7 @@
                 <w:i w:val="0"/>
                 <w:sz w:val="17"/>
               </w:rPr>
-              <w:t>Prière de renseigner la bonne adresse.</w:t>
+              <w:t>Prière de verifier l'information donnée par mame cheikh ibrahima kane ou corriger au niveau de la section 1.</w:t>
             </w:r>
           </w:p>
         </w:tc>
@@ -3185,7 +3185,7 @@
                 <w:i w:val="0"/>
                 <w:sz w:val="17"/>
               </w:rPr>
-              <w:t>Prière de verifier l'information donnée par mame cheikh ibrahima kane ou corriger au niveau de la section 1.</w:t>
+              <w:t>Prière de verifier l'information donnée par mame seynabou kane ou corriger au niveau de la section 1.</w:t>
             </w:r>
           </w:p>
         </w:tc>
@@ -3275,7 +3275,7 @@
                 <w:i w:val="0"/>
                 <w:sz w:val="17"/>
               </w:rPr>
-              <w:t>Prière de verifier l'information donnée par mame seynabou kane ou corriger au niveau de la section 1.</w:t>
+              <w:t>Prière de verifier l'information donnée par serigne khadim kane ou corriger au niveau de la section 1.</w:t>
             </w:r>
           </w:p>
         </w:tc>
@@ -3365,7 +3365,7 @@
                 <w:i w:val="0"/>
                 <w:sz w:val="17"/>
               </w:rPr>
-              <w:t>Prière de verifier l'information donnée par serigne khadim kane ou corriger au niveau de la section 1.</w:t>
+              <w:t>Prière de verifier l'information donnée par serigne saliou kane ou corriger au niveau de la section 1.</w:t>
             </w:r>
           </w:p>
         </w:tc>
@@ -3455,7 +3455,7 @@
                 <w:i w:val="0"/>
                 <w:sz w:val="17"/>
               </w:rPr>
-              <w:t>Prière de verifier l'information donnée par serigne saliou kane ou corriger au niveau de la section 1.</w:t>
+              <w:t>Prière de verifier l'information donnée par sokhna khady kane ou corriger au niveau de la section 1.</w:t>
             </w:r>
           </w:p>
         </w:tc>
@@ -3545,7 +3545,7 @@
                 <w:i w:val="0"/>
                 <w:sz w:val="17"/>
               </w:rPr>
-              <w:t>Prière de verifier l'information donnée par sokhna khady kane ou corriger au niveau de la section 1.</w:t>
+              <w:t>Prière de verifier l'information donnée par sokhna maimouna mbacke kane ou corriger au niveau de la section 1.</w:t>
             </w:r>
           </w:p>
         </w:tc>
@@ -3604,7 +3604,7 @@
                 <w:color w:val="16A34A"/>
                 <w:sz w:val="16"/>
               </w:rPr>
-              <w:t>—</w:t>
+              <w:t>s01q10_1</w:t>
             </w:r>
           </w:p>
         </w:tc>
@@ -3635,457 +3635,7 @@
                 <w:i w:val="0"/>
                 <w:sz w:val="17"/>
               </w:rPr>
-              <w:t>Prière de verifier l'information donnée par sokhna maimouna mbacke kane ou corriger au niveau de la section 1.</w:t>
-            </w:r>
-          </w:p>
-        </w:tc>
-      </w:tr>
-      <w:tr>
-        <w:tc>
-          <w:tcPr>
-            <w:tcW w:type="dxa" w:w="964"/>
-          </w:tcPr>
-          <w:p>
-            <w:r>
-              <w:rPr>
-                <w:b/>
-                <w:i w:val="0"/>
-                <w:color w:val="EA580C"/>
-                <w:sz w:val="16"/>
-              </w:rPr>
-              <w:t>Moyenne</w:t>
-            </w:r>
-          </w:p>
-        </w:tc>
-        <w:tc>
-          <w:tcPr>
-            <w:tcW w:type="dxa" w:w="1247"/>
-          </w:tcPr>
-          <w:p>
-            <w:r>
-              <w:rPr>
-                <w:b/>
-                <w:i w:val="0"/>
-                <w:sz w:val="16"/>
-              </w:rPr>
-              <w:t>S01</w:t>
-              <w:br/>
-            </w:r>
-            <w:r>
-              <w:rPr>
-                <w:b w:val="0"/>
-                <w:i w:val="0"/>
-                <w:color w:val="64748B"/>
-                <w:sz w:val="14"/>
-              </w:rPr>
-              <w:t>Démographie</w:t>
-            </w:r>
-          </w:p>
-        </w:tc>
-        <w:tc>
-          <w:tcPr>
-            <w:tcW w:type="dxa" w:w="1531"/>
-          </w:tcPr>
-          <w:p>
-            <w:r>
-              <w:rPr>
-                <w:b/>
-                <w:i w:val="0"/>
-                <w:color w:val="16A34A"/>
-                <w:sz w:val="16"/>
-              </w:rPr>
-              <w:t>s01q10_1</w:t>
-            </w:r>
-          </w:p>
-        </w:tc>
-        <w:tc>
-          <w:tcPr>
-            <w:tcW w:type="dxa" w:w="1191"/>
-          </w:tcPr>
-          <w:p>
-            <w:r>
-              <w:rPr>
-                <w:b w:val="0"/>
-                <w:i w:val="0"/>
-                <w:color w:val="64748B"/>
-                <w:sz w:val="16"/>
-              </w:rPr>
-              <w:t>GT-CQ</w:t>
-            </w:r>
-          </w:p>
-        </w:tc>
-        <w:tc>
-          <w:tcPr>
-            <w:tcW w:type="dxa" w:w="4706"/>
-          </w:tcPr>
-          <w:p>
-            <w:r>
-              <w:rPr>
-                <w:b w:val="0"/>
-                <w:i w:val="0"/>
-                <w:sz w:val="17"/>
-              </w:rPr>
               <w:t>La taille du ménage lors de l'enquête principale (8) de ce ménage est inférieur à la taille du denombrement (15), prière de fournir des explications concrètes ou aller revisiter le ménage.</w:t>
-            </w:r>
-          </w:p>
-        </w:tc>
-      </w:tr>
-      <w:tr>
-        <w:tc>
-          <w:tcPr>
-            <w:tcW w:type="dxa" w:w="964"/>
-          </w:tcPr>
-          <w:p>
-            <w:r>
-              <w:rPr>
-                <w:b/>
-                <w:i w:val="0"/>
-                <w:color w:val="EA580C"/>
-                <w:sz w:val="16"/>
-              </w:rPr>
-              <w:t>Moyenne</w:t>
-            </w:r>
-          </w:p>
-        </w:tc>
-        <w:tc>
-          <w:tcPr>
-            <w:tcW w:type="dxa" w:w="1247"/>
-          </w:tcPr>
-          <w:p>
-            <w:r>
-              <w:rPr>
-                <w:b/>
-                <w:i w:val="0"/>
-                <w:sz w:val="16"/>
-              </w:rPr>
-              <w:t>S02</w:t>
-              <w:br/>
-            </w:r>
-            <w:r>
-              <w:rPr>
-                <w:b w:val="0"/>
-                <w:i w:val="0"/>
-                <w:color w:val="64748B"/>
-                <w:sz w:val="14"/>
-              </w:rPr>
-              <w:t>Éducation</w:t>
-            </w:r>
-          </w:p>
-        </w:tc>
-        <w:tc>
-          <w:tcPr>
-            <w:tcW w:type="dxa" w:w="1531"/>
-          </w:tcPr>
-          <w:p>
-            <w:r>
-              <w:rPr>
-                <w:b/>
-                <w:i w:val="0"/>
-                <w:color w:val="16A34A"/>
-                <w:sz w:val="16"/>
-              </w:rPr>
-              <w:t>—</w:t>
-            </w:r>
-          </w:p>
-        </w:tc>
-        <w:tc>
-          <w:tcPr>
-            <w:tcW w:type="dxa" w:w="1191"/>
-          </w:tcPr>
-          <w:p>
-            <w:r>
-              <w:rPr>
-                <w:b w:val="0"/>
-                <w:i w:val="0"/>
-                <w:color w:val="64748B"/>
-                <w:sz w:val="16"/>
-              </w:rPr>
-              <w:t>GT-CQ</w:t>
-            </w:r>
-          </w:p>
-        </w:tc>
-        <w:tc>
-          <w:tcPr>
-            <w:tcW w:type="dxa" w:w="4706"/>
-          </w:tcPr>
-          <w:p>
-            <w:r>
-              <w:rPr>
-                <w:b w:val="0"/>
-                <w:i w:val="0"/>
-                <w:sz w:val="17"/>
-              </w:rPr>
-              <w:t>veuillez, s'il vous plait, confirmer les frais de scolarité ( 3000 FCFA) payée de mame cheikh ibrahima kane avec le QG ou apporter les corrections nécessaires.</w:t>
-            </w:r>
-          </w:p>
-        </w:tc>
-      </w:tr>
-      <w:tr>
-        <w:tc>
-          <w:tcPr>
-            <w:tcW w:type="dxa" w:w="964"/>
-          </w:tcPr>
-          <w:p>
-            <w:r>
-              <w:rPr>
-                <w:b/>
-                <w:i w:val="0"/>
-                <w:color w:val="EA580C"/>
-                <w:sz w:val="16"/>
-              </w:rPr>
-              <w:t>Moyenne</w:t>
-            </w:r>
-          </w:p>
-        </w:tc>
-        <w:tc>
-          <w:tcPr>
-            <w:tcW w:type="dxa" w:w="1247"/>
-          </w:tcPr>
-          <w:p>
-            <w:r>
-              <w:rPr>
-                <w:b/>
-                <w:i w:val="0"/>
-                <w:sz w:val="16"/>
-              </w:rPr>
-              <w:t>S02</w:t>
-              <w:br/>
-            </w:r>
-            <w:r>
-              <w:rPr>
-                <w:b w:val="0"/>
-                <w:i w:val="0"/>
-                <w:color w:val="64748B"/>
-                <w:sz w:val="14"/>
-              </w:rPr>
-              <w:t>Éducation</w:t>
-            </w:r>
-          </w:p>
-        </w:tc>
-        <w:tc>
-          <w:tcPr>
-            <w:tcW w:type="dxa" w:w="1531"/>
-          </w:tcPr>
-          <w:p>
-            <w:r>
-              <w:rPr>
-                <w:b/>
-                <w:i w:val="0"/>
-                <w:color w:val="16A34A"/>
-                <w:sz w:val="16"/>
-              </w:rPr>
-              <w:t>—</w:t>
-            </w:r>
-          </w:p>
-        </w:tc>
-        <w:tc>
-          <w:tcPr>
-            <w:tcW w:type="dxa" w:w="1191"/>
-          </w:tcPr>
-          <w:p>
-            <w:r>
-              <w:rPr>
-                <w:b w:val="0"/>
-                <w:i w:val="0"/>
-                <w:color w:val="64748B"/>
-                <w:sz w:val="16"/>
-              </w:rPr>
-              <w:t>GT-CQ</w:t>
-            </w:r>
-          </w:p>
-        </w:tc>
-        <w:tc>
-          <w:tcPr>
-            <w:tcW w:type="dxa" w:w="4706"/>
-          </w:tcPr>
-          <w:p>
-            <w:r>
-              <w:rPr>
-                <w:b w:val="0"/>
-                <w:i w:val="0"/>
-                <w:sz w:val="17"/>
-              </w:rPr>
-              <w:t>veuillez, s'il vous plait, confirmer les frais de scolarité ( 3000 FCFA) payée de mame seynabou kane avec le QG ou apporter les corrections nécessaires.</w:t>
-            </w:r>
-          </w:p>
-        </w:tc>
-      </w:tr>
-      <w:tr>
-        <w:tc>
-          <w:tcPr>
-            <w:tcW w:type="dxa" w:w="964"/>
-          </w:tcPr>
-          <w:p>
-            <w:r>
-              <w:rPr>
-                <w:b/>
-                <w:i w:val="0"/>
-                <w:color w:val="EA580C"/>
-                <w:sz w:val="16"/>
-              </w:rPr>
-              <w:t>Moyenne</w:t>
-            </w:r>
-          </w:p>
-        </w:tc>
-        <w:tc>
-          <w:tcPr>
-            <w:tcW w:type="dxa" w:w="1247"/>
-          </w:tcPr>
-          <w:p>
-            <w:r>
-              <w:rPr>
-                <w:b/>
-                <w:i w:val="0"/>
-                <w:sz w:val="16"/>
-              </w:rPr>
-              <w:t>S02</w:t>
-              <w:br/>
-            </w:r>
-            <w:r>
-              <w:rPr>
-                <w:b w:val="0"/>
-                <w:i w:val="0"/>
-                <w:color w:val="64748B"/>
-                <w:sz w:val="14"/>
-              </w:rPr>
-              <w:t>Éducation</w:t>
-            </w:r>
-          </w:p>
-        </w:tc>
-        <w:tc>
-          <w:tcPr>
-            <w:tcW w:type="dxa" w:w="1531"/>
-          </w:tcPr>
-          <w:p>
-            <w:r>
-              <w:rPr>
-                <w:b/>
-                <w:i w:val="0"/>
-                <w:color w:val="16A34A"/>
-                <w:sz w:val="16"/>
-              </w:rPr>
-              <w:t>—</w:t>
-            </w:r>
-          </w:p>
-        </w:tc>
-        <w:tc>
-          <w:tcPr>
-            <w:tcW w:type="dxa" w:w="1191"/>
-          </w:tcPr>
-          <w:p>
-            <w:r>
-              <w:rPr>
-                <w:b w:val="0"/>
-                <w:i w:val="0"/>
-                <w:color w:val="64748B"/>
-                <w:sz w:val="16"/>
-              </w:rPr>
-              <w:t>GT-CQ</w:t>
-            </w:r>
-          </w:p>
-        </w:tc>
-        <w:tc>
-          <w:tcPr>
-            <w:tcW w:type="dxa" w:w="4706"/>
-          </w:tcPr>
-          <w:p>
-            <w:r>
-              <w:rPr>
-                <w:b w:val="0"/>
-                <w:i w:val="0"/>
-                <w:sz w:val="17"/>
-              </w:rPr>
-              <w:t>veuillez, s'il vous plait, confirmer les frais de scolarité ( 3000 FCFA) payée de sokhna maimouna mbacke kane avec le QG ou apporter les corrections nécessaires.</w:t>
-            </w:r>
-          </w:p>
-        </w:tc>
-      </w:tr>
-      <w:tr>
-        <w:tc>
-          <w:tcPr>
-            <w:tcW w:type="dxa" w:w="964"/>
-          </w:tcPr>
-          <w:p>
-            <w:r>
-              <w:rPr>
-                <w:b/>
-                <w:i w:val="0"/>
-                <w:color w:val="EA580C"/>
-                <w:sz w:val="16"/>
-              </w:rPr>
-              <w:t>Moyenne</w:t>
-            </w:r>
-          </w:p>
-        </w:tc>
-        <w:tc>
-          <w:tcPr>
-            <w:tcW w:type="dxa" w:w="1247"/>
-          </w:tcPr>
-          <w:p>
-            <w:r>
-              <w:rPr>
-                <w:b/>
-                <w:i w:val="0"/>
-                <w:sz w:val="16"/>
-              </w:rPr>
-              <w:t>S02</w:t>
-              <w:br/>
-            </w:r>
-            <w:r>
-              <w:rPr>
-                <w:b w:val="0"/>
-                <w:i w:val="0"/>
-                <w:color w:val="64748B"/>
-                <w:sz w:val="14"/>
-              </w:rPr>
-              <w:t>Éducation</w:t>
-            </w:r>
-          </w:p>
-        </w:tc>
-        <w:tc>
-          <w:tcPr>
-            <w:tcW w:type="dxa" w:w="1531"/>
-          </w:tcPr>
-          <w:p>
-            <w:r>
-              <w:rPr>
-                <w:b/>
-                <w:i w:val="0"/>
-                <w:color w:val="16A34A"/>
-                <w:sz w:val="16"/>
-              </w:rPr>
-              <w:t>—</w:t>
-            </w:r>
-          </w:p>
-        </w:tc>
-        <w:tc>
-          <w:tcPr>
-            <w:tcW w:type="dxa" w:w="1191"/>
-          </w:tcPr>
-          <w:p>
-            <w:r>
-              <w:rPr>
-                <w:b w:val="0"/>
-                <w:i w:val="0"/>
-                <w:color w:val="64748B"/>
-                <w:sz w:val="16"/>
-              </w:rPr>
-              <w:t>GT-CQ</w:t>
-            </w:r>
-          </w:p>
-        </w:tc>
-        <w:tc>
-          <w:tcPr>
-            <w:tcW w:type="dxa" w:w="4706"/>
-          </w:tcPr>
-          <w:p>
-            <w:r>
-              <w:rPr>
-                <w:b w:val="0"/>
-                <w:i w:val="0"/>
-                <w:sz w:val="17"/>
-              </w:rPr>
-              <w:t>veuillez, s'il vous plait, confirmer les frais de scolarité ( 4000 FCFA) payée de serigne khadim kane avec le QG ou apporter les corrections nécessaires.</w:t>
             </w:r>
           </w:p>
         </w:tc>
